--- a/_ipo_db/TO_NOMURA/Clawback_Study.docx
+++ b/_ipo_db/TO_NOMURA/Clawback_Study.docx
@@ -11425,7 +11425,7 @@
           <w:i w:val="0"/>
           <w:sz w:val="21"/>
         </w:rPr>
-        <w:t>260 of 519 deals in the database now carry a grey close, up from 130 last week. The coverage is not evenly spread, and the reason is worth stating plainly:</w:t>
+        <w:t>261 of 519 deals in the database now carry a grey close, up from 130 last week. The coverage is not evenly spread, and the reason is worth stating plainly:</w:t>
       </w:r>
     </w:p>
     <w:tbl>
@@ -11748,7 +11748,7 @@
               <w:rPr>
                 <w:sz w:val="17"/>
               </w:rPr>
-              <w:t>40</w:t>
+              <w:t>41</w:t>
             </w:r>
           </w:p>
         </w:tc>
@@ -11765,7 +11765,7 @@
               <w:rPr>
                 <w:sz w:val="17"/>
               </w:rPr>
-              <w:t>60%</w:t>
+              <w:t>61%</w:t>
             </w:r>
           </w:p>
         </w:tc>

--- a/_ipo_db/TO_NOMURA/Clawback_Study.docx
+++ b/_ipo_db/TO_NOMURA/Clawback_Study.docx
@@ -2543,7 +2543,7 @@
               <w:rPr>
                 <w:sz w:val="15"/>
               </w:rPr>
-              <w:t>—</w:t>
+              <w:t>-38.7%</w:t>
             </w:r>
           </w:p>
         </w:tc>
@@ -3355,7 +3355,7 @@
               <w:rPr>
                 <w:sz w:val="15"/>
               </w:rPr>
-              <w:t>+108.3%</w:t>
+              <w:t>+103.7%</w:t>
             </w:r>
           </w:p>
         </w:tc>
@@ -4167,7 +4167,7 @@
               <w:rPr>
                 <w:sz w:val="15"/>
               </w:rPr>
-              <w:t>—</w:t>
+              <w:t>+13.3%</w:t>
             </w:r>
           </w:p>
         </w:tc>
@@ -4370,7 +4370,7 @@
               <w:rPr>
                 <w:sz w:val="15"/>
               </w:rPr>
-              <w:t>—</w:t>
+              <w:t>+164.0%</w:t>
             </w:r>
           </w:p>
         </w:tc>
@@ -4979,7 +4979,7 @@
               <w:rPr>
                 <w:sz w:val="15"/>
               </w:rPr>
-              <w:t>+43.1%</w:t>
+              <w:t>+44.0%</w:t>
             </w:r>
           </w:p>
         </w:tc>
@@ -8938,7 +8938,7 @@
           <w:i w:val="0"/>
           <w:sz w:val="21"/>
         </w:rPr>
-        <w:t>23 of your 27 deals have a grey-market close on file. Here is each one against the pop and against the day-one close, which is the comparison you asked for.</w:t>
+        <w:t>26 of your 27 deals have a grey-market close on file. Here is each one against the pop and against the day-one close, which is the comparison you asked for.</w:t>
       </w:r>
     </w:p>
     <w:tbl>
@@ -9058,7 +9058,7 @@
               <w:rPr>
                 <w:sz w:val="16"/>
               </w:rPr>
-              <w:t>2627 AB&amp;B BIO-TECH-B</w:t>
+              <w:t>2535 WK GROUP</w:t>
             </w:r>
           </w:p>
         </w:tc>
@@ -9075,7 +9075,7 @@
               <w:rPr>
                 <w:sz w:val="16"/>
               </w:rPr>
-              <w:t>+162.6%</w:t>
+              <w:t>+164.0%</w:t>
             </w:r>
           </w:p>
         </w:tc>
@@ -9092,7 +9092,7 @@
               <w:rPr>
                 <w:sz w:val="16"/>
               </w:rPr>
-              <w:t>+155.8%</w:t>
+              <w:t>+160.0%</w:t>
             </w:r>
           </w:p>
         </w:tc>
@@ -9109,7 +9109,7 @@
               <w:rPr>
                 <w:sz w:val="16"/>
               </w:rPr>
-              <w:t>-6.8%</w:t>
+              <w:t>-4.0%</w:t>
             </w:r>
           </w:p>
         </w:tc>
@@ -9126,7 +9126,7 @@
               <w:rPr>
                 <w:sz w:val="16"/>
               </w:rPr>
-              <w:t>+158.0%</w:t>
+              <w:t>+136.0%</w:t>
             </w:r>
           </w:p>
         </w:tc>
@@ -9143,7 +9143,7 @@
               <w:rPr>
                 <w:sz w:val="16"/>
               </w:rPr>
-              <w:t>-4.6%</w:t>
+              <w:t>-28.0%</w:t>
             </w:r>
           </w:p>
         </w:tc>
@@ -9159,7 +9159,7 @@
               <w:rPr>
                 <w:sz w:val="16"/>
               </w:rPr>
-              <w:t>2553 SHOUGANG LANZA</w:t>
+              <w:t>2627 AB&amp;B BIO-TECH-B</w:t>
             </w:r>
           </w:p>
         </w:tc>
@@ -9176,7 +9176,7 @@
               <w:rPr>
                 <w:sz w:val="16"/>
               </w:rPr>
-              <w:t>+146.6%</w:t>
+              <w:t>+162.6%</w:t>
             </w:r>
           </w:p>
         </w:tc>
@@ -9193,7 +9193,7 @@
               <w:rPr>
                 <w:sz w:val="16"/>
               </w:rPr>
-              <w:t>+91.8%</w:t>
+              <w:t>+155.8%</w:t>
             </w:r>
           </w:p>
         </w:tc>
@@ -9210,7 +9210,7 @@
               <w:rPr>
                 <w:sz w:val="16"/>
               </w:rPr>
-              <w:t>-54.8%</w:t>
+              <w:t>-6.8%</w:t>
             </w:r>
           </w:p>
         </w:tc>
@@ -9227,7 +9227,7 @@
               <w:rPr>
                 <w:sz w:val="16"/>
               </w:rPr>
-              <w:t>+44.2%</w:t>
+              <w:t>+158.0%</w:t>
             </w:r>
           </w:p>
         </w:tc>
@@ -9244,7 +9244,7 @@
               <w:rPr>
                 <w:sz w:val="16"/>
               </w:rPr>
-              <w:t>-102.3%</w:t>
+              <w:t>-4.6%</w:t>
             </w:r>
           </w:p>
         </w:tc>
@@ -9260,7 +9260,7 @@
               <w:rPr>
                 <w:sz w:val="16"/>
               </w:rPr>
-              <w:t>2497 FUJING HOLDINGS</w:t>
+              <w:t>2553 SHOUGANG LANZA</w:t>
             </w:r>
           </w:p>
         </w:tc>
@@ -9277,7 +9277,7 @@
               <w:rPr>
                 <w:sz w:val="16"/>
               </w:rPr>
-              <w:t>+108.3%</w:t>
+              <w:t>+146.6%</w:t>
             </w:r>
           </w:p>
         </w:tc>
@@ -9294,7 +9294,7 @@
               <w:rPr>
                 <w:sz w:val="16"/>
               </w:rPr>
-              <w:t>+97.2%</w:t>
+              <w:t>+91.8%</w:t>
             </w:r>
           </w:p>
         </w:tc>
@@ -9311,7 +9311,7 @@
               <w:rPr>
                 <w:sz w:val="16"/>
               </w:rPr>
-              <w:t>-11.1%</w:t>
+              <w:t>-54.8%</w:t>
             </w:r>
           </w:p>
         </w:tc>
@@ -9328,7 +9328,7 @@
               <w:rPr>
                 <w:sz w:val="16"/>
               </w:rPr>
-              <w:t>+37.0%</w:t>
+              <w:t>+44.2%</w:t>
             </w:r>
           </w:p>
         </w:tc>
@@ -9345,7 +9345,7 @@
               <w:rPr>
                 <w:sz w:val="16"/>
               </w:rPr>
-              <w:t>-71.3%</w:t>
+              <w:t>-102.3%</w:t>
             </w:r>
           </w:p>
         </w:tc>
@@ -9361,7 +9361,7 @@
               <w:rPr>
                 <w:sz w:val="16"/>
               </w:rPr>
-              <w:t>9881 RONGTA TECH</w:t>
+              <w:t>2497 FUJING HOLDINGS</w:t>
             </w:r>
           </w:p>
         </w:tc>
@@ -9378,7 +9378,7 @@
               <w:rPr>
                 <w:sz w:val="16"/>
               </w:rPr>
-              <w:t>+76.0%</w:t>
+              <w:t>+103.7%</w:t>
             </w:r>
           </w:p>
         </w:tc>
@@ -9395,7 +9395,7 @@
               <w:rPr>
                 <w:sz w:val="16"/>
               </w:rPr>
-              <w:t>+66.0%</w:t>
+              <w:t>+97.2%</w:t>
             </w:r>
           </w:p>
         </w:tc>
@@ -9412,7 +9412,7 @@
               <w:rPr>
                 <w:sz w:val="16"/>
               </w:rPr>
-              <w:t>-10.0%</w:t>
+              <w:t>-6.5%</w:t>
             </w:r>
           </w:p>
         </w:tc>
@@ -9429,7 +9429,7 @@
               <w:rPr>
                 <w:sz w:val="16"/>
               </w:rPr>
-              <w:t>+42.0%</w:t>
+              <w:t>+37.0%</w:t>
             </w:r>
           </w:p>
         </w:tc>
@@ -9446,7 +9446,7 @@
               <w:rPr>
                 <w:sz w:val="16"/>
               </w:rPr>
-              <w:t>-34.0%</w:t>
+              <w:t>-66.7%</w:t>
             </w:r>
           </w:p>
         </w:tc>
@@ -9462,7 +9462,7 @@
               <w:rPr>
                 <w:sz w:val="16"/>
               </w:rPr>
-              <w:t>2573 NEWTREND GROUP</w:t>
+              <w:t>9881 RONGTA TECH</w:t>
             </w:r>
           </w:p>
         </w:tc>
@@ -9479,7 +9479,7 @@
               <w:rPr>
                 <w:sz w:val="16"/>
               </w:rPr>
-              <w:t>+72.5%</w:t>
+              <w:t>+76.0%</w:t>
             </w:r>
           </w:p>
         </w:tc>
@@ -9496,7 +9496,7 @@
               <w:rPr>
                 <w:sz w:val="16"/>
               </w:rPr>
-              <w:t>+60.0%</w:t>
+              <w:t>+66.0%</w:t>
             </w:r>
           </w:p>
         </w:tc>
@@ -9513,7 +9513,7 @@
               <w:rPr>
                 <w:sz w:val="16"/>
               </w:rPr>
-              <w:t>-12.4%</w:t>
+              <w:t>-10.0%</w:t>
             </w:r>
           </w:p>
         </w:tc>
@@ -9530,7 +9530,7 @@
               <w:rPr>
                 <w:sz w:val="16"/>
               </w:rPr>
-              <w:t>+21.4%</w:t>
+              <w:t>+42.0%</w:t>
             </w:r>
           </w:p>
         </w:tc>
@@ -9547,7 +9547,7 @@
               <w:rPr>
                 <w:sz w:val="16"/>
               </w:rPr>
-              <w:t>-51.1%</w:t>
+              <w:t>-34.0%</w:t>
             </w:r>
           </w:p>
         </w:tc>
@@ -9563,7 +9563,7 @@
               <w:rPr>
                 <w:sz w:val="16"/>
               </w:rPr>
-              <w:t>2881 WUHAN YOUJI</w:t>
+              <w:t>2573 NEWTREND GROUP</w:t>
             </w:r>
           </w:p>
         </w:tc>
@@ -9580,7 +9580,7 @@
               <w:rPr>
                 <w:sz w:val="16"/>
               </w:rPr>
-              <w:t>+71.6%</w:t>
+              <w:t>+72.5%</w:t>
             </w:r>
           </w:p>
         </w:tc>
@@ -9597,7 +9597,7 @@
               <w:rPr>
                 <w:sz w:val="16"/>
               </w:rPr>
-              <w:t>+79.6%</w:t>
+              <w:t>+60.0%</w:t>
             </w:r>
           </w:p>
         </w:tc>
@@ -9614,7 +9614,7 @@
               <w:rPr>
                 <w:sz w:val="16"/>
               </w:rPr>
-              <w:t>+8.0%</w:t>
+              <w:t>-12.4%</w:t>
             </w:r>
           </w:p>
         </w:tc>
@@ -9631,7 +9631,7 @@
               <w:rPr>
                 <w:sz w:val="16"/>
               </w:rPr>
-              <w:t>+27.6%</w:t>
+              <w:t>+21.4%</w:t>
             </w:r>
           </w:p>
         </w:tc>
@@ -9648,7 +9648,7 @@
               <w:rPr>
                 <w:sz w:val="16"/>
               </w:rPr>
-              <w:t>-44.0%</w:t>
+              <w:t>-51.1%</w:t>
             </w:r>
           </w:p>
         </w:tc>
@@ -9664,7 +9664,7 @@
               <w:rPr>
                 <w:sz w:val="16"/>
               </w:rPr>
-              <w:t>2477 WELLCELL HOLD</w:t>
+              <w:t>2881 WUHAN YOUJI</w:t>
             </w:r>
           </w:p>
         </w:tc>
@@ -9681,7 +9681,7 @@
               <w:rPr>
                 <w:sz w:val="16"/>
               </w:rPr>
-              <w:t>+64.5%</w:t>
+              <w:t>+71.6%</w:t>
             </w:r>
           </w:p>
         </w:tc>
@@ -9698,7 +9698,7 @@
               <w:rPr>
                 <w:sz w:val="16"/>
               </w:rPr>
-              <w:t>+77.0%</w:t>
+              <w:t>+79.6%</w:t>
             </w:r>
           </w:p>
         </w:tc>
@@ -9715,7 +9715,7 @@
               <w:rPr>
                 <w:sz w:val="16"/>
               </w:rPr>
-              <w:t>+12.5%</w:t>
+              <w:t>+8.0%</w:t>
             </w:r>
           </w:p>
         </w:tc>
@@ -9732,7 +9732,7 @@
               <w:rPr>
                 <w:sz w:val="16"/>
               </w:rPr>
-              <w:t>+164.0%</w:t>
+              <w:t>+27.6%</w:t>
             </w:r>
           </w:p>
         </w:tc>
@@ -9749,7 +9749,7 @@
               <w:rPr>
                 <w:sz w:val="16"/>
               </w:rPr>
-              <w:t>+99.5%</w:t>
+              <w:t>-44.0%</w:t>
             </w:r>
           </w:p>
         </w:tc>
@@ -9765,7 +9765,7 @@
               <w:rPr>
                 <w:sz w:val="16"/>
               </w:rPr>
-              <w:t>2443 AUTOSTREETS</w:t>
+              <w:t>2477 WELLCELL HOLD</w:t>
             </w:r>
           </w:p>
         </w:tc>
@@ -9782,7 +9782,7 @@
               <w:rPr>
                 <w:sz w:val="16"/>
               </w:rPr>
-              <w:t>+44.3%</w:t>
+              <w:t>+64.5%</w:t>
             </w:r>
           </w:p>
         </w:tc>
@@ -9799,7 +9799,7 @@
               <w:rPr>
                 <w:sz w:val="16"/>
               </w:rPr>
-              <w:t>+42.2%</w:t>
+              <w:t>+77.0%</w:t>
             </w:r>
           </w:p>
         </w:tc>
@@ -9816,7 +9816,7 @@
               <w:rPr>
                 <w:sz w:val="16"/>
               </w:rPr>
-              <w:t>-2.1%</w:t>
+              <w:t>+12.5%</w:t>
             </w:r>
           </w:p>
         </w:tc>
@@ -9833,7 +9833,7 @@
               <w:rPr>
                 <w:sz w:val="16"/>
               </w:rPr>
-              <w:t>+26.9%</w:t>
+              <w:t>+164.0%</w:t>
             </w:r>
           </w:p>
         </w:tc>
@@ -9850,7 +9850,7 @@
               <w:rPr>
                 <w:sz w:val="16"/>
               </w:rPr>
-              <w:t>-17.4%</w:t>
+              <w:t>+99.5%</w:t>
             </w:r>
           </w:p>
         </w:tc>
@@ -9866,7 +9866,7 @@
               <w:rPr>
                 <w:sz w:val="16"/>
               </w:rPr>
-              <w:t>1333 BRETON</w:t>
+              <w:t>2443 AUTOSTREETS</w:t>
             </w:r>
           </w:p>
         </w:tc>
@@ -9883,7 +9883,7 @@
               <w:rPr>
                 <w:sz w:val="16"/>
               </w:rPr>
-              <w:t>+43.3%</w:t>
+              <w:t>+44.3%</w:t>
             </w:r>
           </w:p>
         </w:tc>
@@ -9900,7 +9900,7 @@
               <w:rPr>
                 <w:sz w:val="16"/>
               </w:rPr>
-              <w:t>+61.1%</w:t>
+              <w:t>+42.2%</w:t>
             </w:r>
           </w:p>
         </w:tc>
@@ -9917,7 +9917,7 @@
               <w:rPr>
                 <w:sz w:val="16"/>
               </w:rPr>
-              <w:t>+17.8%</w:t>
+              <w:t>-2.1%</w:t>
             </w:r>
           </w:p>
         </w:tc>
@@ -9934,7 +9934,7 @@
               <w:rPr>
                 <w:sz w:val="16"/>
               </w:rPr>
-              <w:t>+38.3%</w:t>
+              <w:t>+26.9%</w:t>
             </w:r>
           </w:p>
         </w:tc>
@@ -9951,7 +9951,7 @@
               <w:rPr>
                 <w:sz w:val="16"/>
               </w:rPr>
-              <w:t>-5.0%</w:t>
+              <w:t>-17.4%</w:t>
             </w:r>
           </w:p>
         </w:tc>
@@ -9984,7 +9984,7 @@
               <w:rPr>
                 <w:sz w:val="16"/>
               </w:rPr>
-              <w:t>+43.1%</w:t>
+              <w:t>+44.0%</w:t>
             </w:r>
           </w:p>
         </w:tc>
@@ -10018,7 +10018,7 @@
               <w:rPr>
                 <w:sz w:val="16"/>
               </w:rPr>
-              <w:t>+3.4%</w:t>
+              <w:t>+2.6%</w:t>
             </w:r>
           </w:p>
         </w:tc>
@@ -10052,7 +10052,7 @@
               <w:rPr>
                 <w:sz w:val="16"/>
               </w:rPr>
-              <w:t>+48.6%</w:t>
+              <w:t>+47.8%</w:t>
             </w:r>
           </w:p>
         </w:tc>
@@ -10068,7 +10068,7 @@
               <w:rPr>
                 <w:sz w:val="16"/>
               </w:rPr>
-              <w:t>2505 EDA GROUP HLDGS</w:t>
+              <w:t>1333 BRETON</w:t>
             </w:r>
           </w:p>
         </w:tc>
@@ -10085,7 +10085,7 @@
               <w:rPr>
                 <w:sz w:val="16"/>
               </w:rPr>
-              <w:t>+40.8%</w:t>
+              <w:t>+43.3%</w:t>
             </w:r>
           </w:p>
         </w:tc>
@@ -10102,7 +10102,7 @@
               <w:rPr>
                 <w:sz w:val="16"/>
               </w:rPr>
-              <w:t>+35.5%</w:t>
+              <w:t>+61.1%</w:t>
             </w:r>
           </w:p>
         </w:tc>
@@ -10119,7 +10119,7 @@
               <w:rPr>
                 <w:sz w:val="16"/>
               </w:rPr>
-              <w:t>-5.3%</w:t>
+              <w:t>+17.8%</w:t>
             </w:r>
           </w:p>
         </w:tc>
@@ -10136,7 +10136,7 @@
               <w:rPr>
                 <w:sz w:val="16"/>
               </w:rPr>
-              <w:t>+84.2%</w:t>
+              <w:t>+38.3%</w:t>
             </w:r>
           </w:p>
         </w:tc>
@@ -10153,7 +10153,7 @@
               <w:rPr>
                 <w:sz w:val="16"/>
               </w:rPr>
-              <w:t>+43.4%</w:t>
+              <w:t>-5.0%</w:t>
             </w:r>
           </w:p>
         </w:tc>
@@ -10169,7 +10169,7 @@
               <w:rPr>
                 <w:sz w:val="16"/>
               </w:rPr>
-              <w:t>2625 JIANGSU HORIZON</w:t>
+              <w:t>2505 EDA GROUP HLDGS</w:t>
             </w:r>
           </w:p>
         </w:tc>
@@ -10186,7 +10186,7 @@
               <w:rPr>
                 <w:sz w:val="16"/>
               </w:rPr>
-              <w:t>+28.0%</w:t>
+              <w:t>+40.8%</w:t>
             </w:r>
           </w:p>
         </w:tc>
@@ -10203,7 +10203,7 @@
               <w:rPr>
                 <w:sz w:val="16"/>
               </w:rPr>
-              <w:t>+37.6%</w:t>
+              <w:t>+35.5%</w:t>
             </w:r>
           </w:p>
         </w:tc>
@@ -10220,7 +10220,7 @@
               <w:rPr>
                 <w:sz w:val="16"/>
               </w:rPr>
-              <w:t>+9.6%</w:t>
+              <w:t>-5.3%</w:t>
             </w:r>
           </w:p>
         </w:tc>
@@ -10237,7 +10237,7 @@
               <w:rPr>
                 <w:sz w:val="16"/>
               </w:rPr>
-              <w:t>+0.0%</w:t>
+              <w:t>+84.2%</w:t>
             </w:r>
           </w:p>
         </w:tc>
@@ -10254,7 +10254,7 @@
               <w:rPr>
                 <w:sz w:val="16"/>
               </w:rPr>
-              <w:t>-28.0%</w:t>
+              <w:t>+43.4%</w:t>
             </w:r>
           </w:p>
         </w:tc>
@@ -10270,7 +10270,7 @@
               <w:rPr>
                 <w:sz w:val="16"/>
               </w:rPr>
-              <w:t>2609 BAYZED HEALTH</w:t>
+              <w:t>2625 JIANGSU HORIZON</w:t>
             </w:r>
           </w:p>
         </w:tc>
@@ -10287,7 +10287,7 @@
               <w:rPr>
                 <w:sz w:val="16"/>
               </w:rPr>
-              <w:t>+25.8%</w:t>
+              <w:t>+28.0%</w:t>
             </w:r>
           </w:p>
         </w:tc>
@@ -10304,7 +10304,7 @@
               <w:rPr>
                 <w:sz w:val="16"/>
               </w:rPr>
-              <w:t>+24.4%</w:t>
+              <w:t>+37.6%</w:t>
             </w:r>
           </w:p>
         </w:tc>
@@ -10321,7 +10321,7 @@
               <w:rPr>
                 <w:sz w:val="16"/>
               </w:rPr>
-              <w:t>-1.4%</w:t>
+              <w:t>+9.6%</w:t>
             </w:r>
           </w:p>
         </w:tc>
@@ -10338,7 +10338,7 @@
               <w:rPr>
                 <w:sz w:val="16"/>
               </w:rPr>
-              <w:t>+42.2%</w:t>
+              <w:t>+0.0%</w:t>
             </w:r>
           </w:p>
         </w:tc>
@@ -10355,7 +10355,7 @@
               <w:rPr>
                 <w:sz w:val="16"/>
               </w:rPr>
-              <w:t>+16.4%</w:t>
+              <w:t>-28.0%</w:t>
             </w:r>
           </w:p>
         </w:tc>
@@ -10371,7 +10371,7 @@
               <w:rPr>
                 <w:sz w:val="16"/>
               </w:rPr>
-              <w:t>2582 GUOFUHEE</w:t>
+              <w:t>2609 BAYZED HEALTH</w:t>
             </w:r>
           </w:p>
         </w:tc>
@@ -10388,7 +10388,7 @@
               <w:rPr>
                 <w:sz w:val="16"/>
               </w:rPr>
-              <w:t>+24.2%</w:t>
+              <w:t>+25.8%</w:t>
             </w:r>
           </w:p>
         </w:tc>
@@ -10405,7 +10405,7 @@
               <w:rPr>
                 <w:sz w:val="16"/>
               </w:rPr>
-              <w:t>+26.6%</w:t>
+              <w:t>+24.4%</w:t>
             </w:r>
           </w:p>
         </w:tc>
@@ -10422,7 +10422,7 @@
               <w:rPr>
                 <w:sz w:val="16"/>
               </w:rPr>
-              <w:t>+2.4%</w:t>
+              <w:t>-1.4%</w:t>
             </w:r>
           </w:p>
         </w:tc>
@@ -10439,7 +10439,7 @@
               <w:rPr>
                 <w:sz w:val="16"/>
               </w:rPr>
-              <w:t>+20.0%</w:t>
+              <w:t>+42.2%</w:t>
             </w:r>
           </w:p>
         </w:tc>
@@ -10456,7 +10456,7 @@
               <w:rPr>
                 <w:sz w:val="16"/>
               </w:rPr>
-              <w:t>-4.2%</w:t>
+              <w:t>+16.4%</w:t>
             </w:r>
           </w:p>
         </w:tc>
@@ -10472,7 +10472,7 @@
               <w:rPr>
                 <w:sz w:val="16"/>
               </w:rPr>
-              <w:t>2587 HEALTHYWAY INC</w:t>
+              <w:t>2582 GUOFUHEE</w:t>
             </w:r>
           </w:p>
         </w:tc>
@@ -10489,7 +10489,7 @@
               <w:rPr>
                 <w:sz w:val="16"/>
               </w:rPr>
-              <w:t>+23.3%</w:t>
+              <w:t>+24.2%</w:t>
             </w:r>
           </w:p>
         </w:tc>
@@ -10506,7 +10506,7 @@
               <w:rPr>
                 <w:sz w:val="16"/>
               </w:rPr>
-              <w:t>+27.6%</w:t>
+              <w:t>+26.6%</w:t>
             </w:r>
           </w:p>
         </w:tc>
@@ -10523,7 +10523,7 @@
               <w:rPr>
                 <w:sz w:val="16"/>
               </w:rPr>
-              <w:t>+4.2%</w:t>
+              <w:t>+2.4%</w:t>
             </w:r>
           </w:p>
         </w:tc>
@@ -10540,7 +10540,7 @@
               <w:rPr>
                 <w:sz w:val="16"/>
               </w:rPr>
-              <w:t>+36.7%</w:t>
+              <w:t>+20.0%</w:t>
             </w:r>
           </w:p>
         </w:tc>
@@ -10557,7 +10557,7 @@
               <w:rPr>
                 <w:sz w:val="16"/>
               </w:rPr>
-              <w:t>+13.3%</w:t>
+              <w:t>-4.2%</w:t>
             </w:r>
           </w:p>
         </w:tc>
@@ -10573,7 +10573,7 @@
               <w:rPr>
                 <w:sz w:val="16"/>
               </w:rPr>
-              <w:t>2651 DAZHONG DENTAL</w:t>
+              <w:t>2587 HEALTHYWAY INC</w:t>
             </w:r>
           </w:p>
         </w:tc>
@@ -10590,7 +10590,7 @@
               <w:rPr>
                 <w:sz w:val="16"/>
               </w:rPr>
-              <w:t>+18.2%</w:t>
+              <w:t>+23.3%</w:t>
             </w:r>
           </w:p>
         </w:tc>
@@ -10607,7 +10607,7 @@
               <w:rPr>
                 <w:sz w:val="16"/>
               </w:rPr>
-              <w:t>+20.0%</w:t>
+              <w:t>+27.6%</w:t>
             </w:r>
           </w:p>
         </w:tc>
@@ -10624,7 +10624,7 @@
               <w:rPr>
                 <w:sz w:val="16"/>
               </w:rPr>
-              <w:t>+1.8%</w:t>
+              <w:t>+4.2%</w:t>
             </w:r>
           </w:p>
         </w:tc>
@@ -10641,7 +10641,7 @@
               <w:rPr>
                 <w:sz w:val="16"/>
               </w:rPr>
-              <w:t>+3.5%</w:t>
+              <w:t>+36.7%</w:t>
             </w:r>
           </w:p>
         </w:tc>
@@ -10658,7 +10658,7 @@
               <w:rPr>
                 <w:sz w:val="16"/>
               </w:rPr>
-              <w:t>-14.8%</w:t>
+              <w:t>+13.3%</w:t>
             </w:r>
           </w:p>
         </w:tc>
@@ -10674,7 +10674,7 @@
               <w:rPr>
                 <w:sz w:val="16"/>
               </w:rPr>
-              <w:t>2613 CONTIOCEAN</w:t>
+              <w:t>2651 DAZHONG DENTAL</w:t>
             </w:r>
           </w:p>
         </w:tc>
@@ -10691,7 +10691,7 @@
               <w:rPr>
                 <w:sz w:val="16"/>
               </w:rPr>
-              <w:t>+6.4%</w:t>
+              <w:t>+18.2%</w:t>
             </w:r>
           </w:p>
         </w:tc>
@@ -10708,7 +10708,7 @@
               <w:rPr>
                 <w:sz w:val="16"/>
               </w:rPr>
-              <w:t>+6.8%</w:t>
+              <w:t>+20.0%</w:t>
             </w:r>
           </w:p>
         </w:tc>
@@ -10725,7 +10725,7 @@
               <w:rPr>
                 <w:sz w:val="16"/>
               </w:rPr>
-              <w:t>+0.3%</w:t>
+              <w:t>+1.8%</w:t>
             </w:r>
           </w:p>
         </w:tc>
@@ -10742,7 +10742,7 @@
               <w:rPr>
                 <w:sz w:val="16"/>
               </w:rPr>
-              <w:t>+6.3%</w:t>
+              <w:t>+3.5%</w:t>
             </w:r>
           </w:p>
         </w:tc>
@@ -10759,7 +10759,7 @@
               <w:rPr>
                 <w:sz w:val="16"/>
               </w:rPr>
-              <w:t>-0.2%</w:t>
+              <w:t>-14.8%</w:t>
             </w:r>
           </w:p>
         </w:tc>
@@ -10775,7 +10775,7 @@
               <w:rPr>
                 <w:sz w:val="16"/>
               </w:rPr>
-              <w:t>0300 MIDEA GROUP</w:t>
+              <w:t>1334 RUICHANG INTL</w:t>
             </w:r>
           </w:p>
         </w:tc>
@@ -10792,7 +10792,7 @@
               <w:rPr>
                 <w:sz w:val="16"/>
               </w:rPr>
-              <w:t>+5.8%</w:t>
+              <w:t>+13.3%</w:t>
             </w:r>
           </w:p>
         </w:tc>
@@ -10809,7 +10809,7 @@
               <w:rPr>
                 <w:sz w:val="16"/>
               </w:rPr>
-              <w:t>+8.0%</w:t>
+              <w:t>+23.8%</w:t>
             </w:r>
           </w:p>
         </w:tc>
@@ -10826,7 +10826,7 @@
               <w:rPr>
                 <w:sz w:val="16"/>
               </w:rPr>
-              <w:t>+2.2%</w:t>
+              <w:t>+10.5%</w:t>
             </w:r>
           </w:p>
         </w:tc>
@@ -10843,7 +10843,7 @@
               <w:rPr>
                 <w:sz w:val="16"/>
               </w:rPr>
-              <w:t>+7.8%</w:t>
+              <w:t>+14.3%</w:t>
             </w:r>
           </w:p>
         </w:tc>
@@ -10860,7 +10860,7 @@
               <w:rPr>
                 <w:sz w:val="16"/>
               </w:rPr>
-              <w:t>+2.0%</w:t>
+              <w:t>+1.0%</w:t>
             </w:r>
           </w:p>
         </w:tc>
@@ -10876,7 +10876,7 @@
               <w:rPr>
                 <w:sz w:val="16"/>
               </w:rPr>
-              <w:t>2585 MOKINGRAN</w:t>
+              <w:t>2613 CONTIOCEAN</w:t>
             </w:r>
           </w:p>
         </w:tc>
@@ -10893,7 +10893,7 @@
               <w:rPr>
                 <w:sz w:val="16"/>
               </w:rPr>
-              <w:t>+4.5%</w:t>
+              <w:t>+6.4%</w:t>
             </w:r>
           </w:p>
         </w:tc>
@@ -10910,7 +10910,7 @@
               <w:rPr>
                 <w:sz w:val="16"/>
               </w:rPr>
-              <w:t>+4.2%</w:t>
+              <w:t>+6.8%</w:t>
             </w:r>
           </w:p>
         </w:tc>
@@ -10927,7 +10927,7 @@
               <w:rPr>
                 <w:sz w:val="16"/>
               </w:rPr>
-              <w:t>-0.3%</w:t>
+              <w:t>+0.3%</w:t>
             </w:r>
           </w:p>
         </w:tc>
@@ -10944,7 +10944,7 @@
               <w:rPr>
                 <w:sz w:val="16"/>
               </w:rPr>
-              <w:t>+7.5%</w:t>
+              <w:t>+6.3%</w:t>
             </w:r>
           </w:p>
         </w:tc>
@@ -10961,7 +10961,7 @@
               <w:rPr>
                 <w:sz w:val="16"/>
               </w:rPr>
-              <w:t>+3.0%</w:t>
+              <w:t>-0.2%</w:t>
             </w:r>
           </w:p>
         </w:tc>
@@ -10977,7 +10977,7 @@
               <w:rPr>
                 <w:sz w:val="16"/>
               </w:rPr>
-              <w:t>1471 ZHONGMIAO</w:t>
+              <w:t>0300 MIDEA GROUP</w:t>
             </w:r>
           </w:p>
         </w:tc>
@@ -10994,7 +10994,7 @@
               <w:rPr>
                 <w:sz w:val="16"/>
               </w:rPr>
-              <w:t>+3.1%</w:t>
+              <w:t>+5.8%</w:t>
             </w:r>
           </w:p>
         </w:tc>
@@ -11011,7 +11011,7 @@
               <w:rPr>
                 <w:sz w:val="16"/>
               </w:rPr>
-              <w:t>-1.7%</w:t>
+              <w:t>+8.0%</w:t>
             </w:r>
           </w:p>
         </w:tc>
@@ -11028,7 +11028,7 @@
               <w:rPr>
                 <w:sz w:val="16"/>
               </w:rPr>
-              <w:t>-4.8%</w:t>
+              <w:t>+2.2%</w:t>
             </w:r>
           </w:p>
         </w:tc>
@@ -11045,7 +11045,7 @@
               <w:rPr>
                 <w:sz w:val="16"/>
               </w:rPr>
-              <w:t>+5.0%</w:t>
+              <w:t>+7.8%</w:t>
             </w:r>
           </w:p>
         </w:tc>
@@ -11062,7 +11062,7 @@
               <w:rPr>
                 <w:sz w:val="16"/>
               </w:rPr>
-              <w:t>+1.9%</w:t>
+              <w:t>+2.0%</w:t>
             </w:r>
           </w:p>
         </w:tc>
@@ -11078,7 +11078,7 @@
               <w:rPr>
                 <w:sz w:val="16"/>
               </w:rPr>
-              <w:t>1354 KINGFARPROPERTY</w:t>
+              <w:t>2585 MOKINGRAN</w:t>
             </w:r>
           </w:p>
         </w:tc>
@@ -11095,7 +11095,7 @@
               <w:rPr>
                 <w:sz w:val="16"/>
               </w:rPr>
-              <w:t>+0.3%</w:t>
+              <w:t>+4.5%</w:t>
             </w:r>
           </w:p>
         </w:tc>
@@ -11112,7 +11112,7 @@
               <w:rPr>
                 <w:sz w:val="16"/>
               </w:rPr>
-              <w:t>+2.0%</w:t>
+              <w:t>+4.2%</w:t>
             </w:r>
           </w:p>
         </w:tc>
@@ -11129,7 +11129,7 @@
               <w:rPr>
                 <w:sz w:val="16"/>
               </w:rPr>
-              <w:t>+1.7%</w:t>
+              <w:t>-0.3%</w:t>
             </w:r>
           </w:p>
         </w:tc>
@@ -11146,7 +11146,7 @@
               <w:rPr>
                 <w:sz w:val="16"/>
               </w:rPr>
-              <w:t>-11.5%</w:t>
+              <w:t>+7.5%</w:t>
             </w:r>
           </w:p>
         </w:tc>
@@ -11163,7 +11163,7 @@
               <w:rPr>
                 <w:sz w:val="16"/>
               </w:rPr>
-              <w:t>-11.8%</w:t>
+              <w:t>+3.0%</w:t>
             </w:r>
           </w:p>
         </w:tc>
@@ -11179,7 +11179,7 @@
               <w:rPr>
                 <w:sz w:val="16"/>
               </w:rPr>
-              <w:t>2691 NANHUA FUTURES</w:t>
+              <w:t>1471 ZHONGMIAO</w:t>
             </w:r>
           </w:p>
         </w:tc>
@@ -11196,7 +11196,7 @@
               <w:rPr>
                 <w:sz w:val="16"/>
               </w:rPr>
-              <w:t>-7.4%</w:t>
+              <w:t>+3.1%</w:t>
             </w:r>
           </w:p>
         </w:tc>
@@ -11213,7 +11213,7 @@
               <w:rPr>
                 <w:sz w:val="16"/>
               </w:rPr>
-              <w:t>-23.9%</w:t>
+              <w:t>-1.7%</w:t>
             </w:r>
           </w:p>
         </w:tc>
@@ -11230,7 +11230,7 @@
               <w:rPr>
                 <w:sz w:val="16"/>
               </w:rPr>
-              <w:t>-16.5%</w:t>
+              <w:t>-4.8%</w:t>
             </w:r>
           </w:p>
         </w:tc>
@@ -11247,7 +11247,7 @@
               <w:rPr>
                 <w:sz w:val="16"/>
               </w:rPr>
-              <w:t>-24.2%</w:t>
+              <w:t>+5.0%</w:t>
             </w:r>
           </w:p>
         </w:tc>
@@ -11264,7 +11264,7 @@
               <w:rPr>
                 <w:sz w:val="16"/>
               </w:rPr>
-              <w:t>-16.8%</w:t>
+              <w:t>+1.9%</w:t>
             </w:r>
           </w:p>
         </w:tc>
@@ -11280,6 +11280,208 @@
               <w:rPr>
                 <w:sz w:val="16"/>
               </w:rPr>
+              <w:t>1354 KINGFARPROPERTY</w:t>
+            </w:r>
+          </w:p>
+        </w:tc>
+        <w:tc>
+          <w:tcPr>
+            <w:tcW w:type="dxa" w:w="1247"/>
+          </w:tcPr>
+          <w:p>
+            <w:pPr>
+              <w:jc w:val="right"/>
+            </w:pPr>
+            <w:r/>
+            <w:r>
+              <w:rPr>
+                <w:sz w:val="16"/>
+              </w:rPr>
+              <w:t>+0.3%</w:t>
+            </w:r>
+          </w:p>
+        </w:tc>
+        <w:tc>
+          <w:tcPr>
+            <w:tcW w:type="dxa" w:w="1134"/>
+          </w:tcPr>
+          <w:p>
+            <w:pPr>
+              <w:jc w:val="right"/>
+            </w:pPr>
+            <w:r/>
+            <w:r>
+              <w:rPr>
+                <w:sz w:val="16"/>
+              </w:rPr>
+              <w:t>+2.0%</w:t>
+            </w:r>
+          </w:p>
+        </w:tc>
+        <w:tc>
+          <w:tcPr>
+            <w:tcW w:type="dxa" w:w="1247"/>
+          </w:tcPr>
+          <w:p>
+            <w:pPr>
+              <w:jc w:val="right"/>
+            </w:pPr>
+            <w:r/>
+            <w:r>
+              <w:rPr>
+                <w:sz w:val="16"/>
+              </w:rPr>
+              <w:t>+1.7%</w:t>
+            </w:r>
+          </w:p>
+        </w:tc>
+        <w:tc>
+          <w:tcPr>
+            <w:tcW w:type="dxa" w:w="1134"/>
+          </w:tcPr>
+          <w:p>
+            <w:pPr>
+              <w:jc w:val="right"/>
+            </w:pPr>
+            <w:r/>
+            <w:r>
+              <w:rPr>
+                <w:sz w:val="16"/>
+              </w:rPr>
+              <w:t>-11.5%</w:t>
+            </w:r>
+          </w:p>
+        </w:tc>
+        <w:tc>
+          <w:tcPr>
+            <w:tcW w:type="dxa" w:w="1361"/>
+          </w:tcPr>
+          <w:p>
+            <w:pPr>
+              <w:jc w:val="right"/>
+            </w:pPr>
+            <w:r/>
+            <w:r>
+              <w:rPr>
+                <w:sz w:val="16"/>
+              </w:rPr>
+              <w:t>-11.8%</w:t>
+            </w:r>
+          </w:p>
+        </w:tc>
+      </w:tr>
+      <w:tr>
+        <w:tc>
+          <w:tcPr>
+            <w:tcW w:type="dxa" w:w="2494"/>
+          </w:tcPr>
+          <w:p>
+            <w:r/>
+            <w:r>
+              <w:rPr>
+                <w:sz w:val="16"/>
+              </w:rPr>
+              <w:t>2691 NANHUA FUTURES</w:t>
+            </w:r>
+          </w:p>
+        </w:tc>
+        <w:tc>
+          <w:tcPr>
+            <w:tcW w:type="dxa" w:w="1247"/>
+          </w:tcPr>
+          <w:p>
+            <w:pPr>
+              <w:jc w:val="right"/>
+            </w:pPr>
+            <w:r/>
+            <w:r>
+              <w:rPr>
+                <w:sz w:val="16"/>
+              </w:rPr>
+              <w:t>-7.4%</w:t>
+            </w:r>
+          </w:p>
+        </w:tc>
+        <w:tc>
+          <w:tcPr>
+            <w:tcW w:type="dxa" w:w="1134"/>
+          </w:tcPr>
+          <w:p>
+            <w:pPr>
+              <w:jc w:val="right"/>
+            </w:pPr>
+            <w:r/>
+            <w:r>
+              <w:rPr>
+                <w:sz w:val="16"/>
+              </w:rPr>
+              <w:t>-23.9%</w:t>
+            </w:r>
+          </w:p>
+        </w:tc>
+        <w:tc>
+          <w:tcPr>
+            <w:tcW w:type="dxa" w:w="1247"/>
+          </w:tcPr>
+          <w:p>
+            <w:pPr>
+              <w:jc w:val="right"/>
+            </w:pPr>
+            <w:r/>
+            <w:r>
+              <w:rPr>
+                <w:sz w:val="16"/>
+              </w:rPr>
+              <w:t>-16.5%</w:t>
+            </w:r>
+          </w:p>
+        </w:tc>
+        <w:tc>
+          <w:tcPr>
+            <w:tcW w:type="dxa" w:w="1134"/>
+          </w:tcPr>
+          <w:p>
+            <w:pPr>
+              <w:jc w:val="right"/>
+            </w:pPr>
+            <w:r/>
+            <w:r>
+              <w:rPr>
+                <w:sz w:val="16"/>
+              </w:rPr>
+              <w:t>-24.2%</w:t>
+            </w:r>
+          </w:p>
+        </w:tc>
+        <w:tc>
+          <w:tcPr>
+            <w:tcW w:type="dxa" w:w="1361"/>
+          </w:tcPr>
+          <w:p>
+            <w:pPr>
+              <w:jc w:val="right"/>
+            </w:pPr>
+            <w:r/>
+            <w:r>
+              <w:rPr>
+                <w:sz w:val="16"/>
+              </w:rPr>
+              <w:t>-16.8%</w:t>
+            </w:r>
+          </w:p>
+        </w:tc>
+      </w:tr>
+      <w:tr>
+        <w:tc>
+          <w:tcPr>
+            <w:tcW w:type="dxa" w:w="2494"/>
+          </w:tcPr>
+          <w:p>
+            <w:r/>
+            <w:r>
+              <w:rPr>
+                <w:sz w:val="16"/>
+              </w:rPr>
               <w:t>9982 CENTRALCHINA MT</w:t>
             </w:r>
           </w:p>
@@ -11366,6 +11568,107 @@
                 <w:sz w:val="16"/>
               </w:rPr>
               <w:t>+2.0%</w:t>
+            </w:r>
+          </w:p>
+        </w:tc>
+      </w:tr>
+      <w:tr>
+        <w:tc>
+          <w:tcPr>
+            <w:tcW w:type="dxa" w:w="2494"/>
+          </w:tcPr>
+          <w:p>
+            <w:r/>
+            <w:r>
+              <w:rPr>
+                <w:sz w:val="16"/>
+              </w:rPr>
+              <w:t>2450 HUAIBEI GD CO</w:t>
+            </w:r>
+          </w:p>
+        </w:tc>
+        <w:tc>
+          <w:tcPr>
+            <w:tcW w:type="dxa" w:w="1247"/>
+          </w:tcPr>
+          <w:p>
+            <w:pPr>
+              <w:jc w:val="right"/>
+            </w:pPr>
+            <w:r/>
+            <w:r>
+              <w:rPr>
+                <w:sz w:val="16"/>
+              </w:rPr>
+              <w:t>-38.7%</w:t>
+            </w:r>
+          </w:p>
+        </w:tc>
+        <w:tc>
+          <w:tcPr>
+            <w:tcW w:type="dxa" w:w="1134"/>
+          </w:tcPr>
+          <w:p>
+            <w:pPr>
+              <w:jc w:val="right"/>
+            </w:pPr>
+            <w:r/>
+            <w:r>
+              <w:rPr>
+                <w:sz w:val="16"/>
+              </w:rPr>
+              <w:t>-36.6%</w:t>
+            </w:r>
+          </w:p>
+        </w:tc>
+        <w:tc>
+          <w:tcPr>
+            <w:tcW w:type="dxa" w:w="1247"/>
+          </w:tcPr>
+          <w:p>
+            <w:pPr>
+              <w:jc w:val="right"/>
+            </w:pPr>
+            <w:r/>
+            <w:r>
+              <w:rPr>
+                <w:sz w:val="16"/>
+              </w:rPr>
+              <w:t>+2.1%</w:t>
+            </w:r>
+          </w:p>
+        </w:tc>
+        <w:tc>
+          <w:tcPr>
+            <w:tcW w:type="dxa" w:w="1134"/>
+          </w:tcPr>
+          <w:p>
+            <w:pPr>
+              <w:jc w:val="right"/>
+            </w:pPr>
+            <w:r/>
+            <w:r>
+              <w:rPr>
+                <w:sz w:val="16"/>
+              </w:rPr>
+              <w:t>-44.5%</w:t>
+            </w:r>
+          </w:p>
+        </w:tc>
+        <w:tc>
+          <w:tcPr>
+            <w:tcW w:type="dxa" w:w="1361"/>
+          </w:tcPr>
+          <w:p>
+            <w:pPr>
+              <w:jc w:val="right"/>
+            </w:pPr>
+            <w:r/>
+            <w:r>
+              <w:rPr>
+                <w:sz w:val="16"/>
+              </w:rPr>
+              <w:t>-5.8%</w:t>
             </w:r>
           </w:p>
         </w:tc>
@@ -11386,7 +11689,7 @@
           <w:i w:val="0"/>
           <w:sz w:val="21"/>
         </w:rPr>
-        <w:t>Grey against the pop: the median gap is -0.3% and the rank correlation is 0.97. The grey close IS the opening price. The evening session finds the level, and the auction next morning opens there.</w:t>
+        <w:t>Grey against the pop: the median gap is -0.0% and the rank correlation is 0.98. The grey close IS the opening price. The evening session finds the level, and the auction next morning opens there.</w:t>
       </w:r>
     </w:p>
     <w:p>
@@ -11399,7 +11702,7 @@
           <w:i w:val="0"/>
           <w:sz w:val="21"/>
         </w:rPr>
-        <w:t>Grey against the day-one close: the median gap is -4.6%, and the close beat the grey in only 9 of 23 deals. For most of them the grey session was the high point of the whole event. If you can sell in the grey, that is usually the best price you will see.</w:t>
+        <w:t>Grey against the day-one close: the median gap is -4.8%, and the close beat the grey in only 10 of 26 deals. For most of them the grey session was the high point of the whole event. If you can sell in the grey, that is usually the best price you will see.</w:t>
       </w:r>
     </w:p>
     <w:p>
@@ -11425,7 +11728,7 @@
           <w:i w:val="0"/>
           <w:sz w:val="21"/>
         </w:rPr>
-        <w:t>261 of 519 deals in the database now carry a grey close, up from 130 last week. The coverage is not evenly spread, and the reason is worth stating plainly:</w:t>
+        <w:t>456 of 519 deals in the database now carry a grey close (261 in the previous version, 130 the week before). Coverage by listing year:</w:t>
       </w:r>
     </w:p>
     <w:tbl>
@@ -11547,7 +11850,7 @@
               <w:rPr>
                 <w:sz w:val="17"/>
               </w:rPr>
-              <w:t>1</w:t>
+              <w:t>42</w:t>
             </w:r>
           </w:p>
         </w:tc>
@@ -11564,7 +11867,7 @@
               <w:rPr>
                 <w:sz w:val="17"/>
               </w:rPr>
-              <w:t>1%</w:t>
+              <w:t>46%</w:t>
             </w:r>
           </w:p>
         </w:tc>
@@ -11614,7 +11917,7 @@
               <w:rPr>
                 <w:sz w:val="17"/>
               </w:rPr>
-              <w:t>0</w:t>
+              <w:t>68</w:t>
             </w:r>
           </w:p>
         </w:tc>
@@ -11631,7 +11934,7 @@
               <w:rPr>
                 <w:sz w:val="17"/>
               </w:rPr>
-              <w:t>0%</w:t>
+              <w:t>94%</w:t>
             </w:r>
           </w:p>
         </w:tc>
@@ -11681,7 +11984,7 @@
               <w:rPr>
                 <w:sz w:val="17"/>
               </w:rPr>
-              <w:t>0</w:t>
+              <w:t>60</w:t>
             </w:r>
           </w:p>
         </w:tc>
@@ -11698,7 +12001,7 @@
               <w:rPr>
                 <w:sz w:val="17"/>
               </w:rPr>
-              <w:t>0%</w:t>
+              <w:t>88%</w:t>
             </w:r>
           </w:p>
         </w:tc>
@@ -11748,7 +12051,7 @@
               <w:rPr>
                 <w:sz w:val="17"/>
               </w:rPr>
-              <w:t>41</w:t>
+              <w:t>67</w:t>
             </w:r>
           </w:p>
         </w:tc>
@@ -11765,7 +12068,7 @@
               <w:rPr>
                 <w:sz w:val="17"/>
               </w:rPr>
-              <w:t>61%</w:t>
+              <w:t>100%</w:t>
             </w:r>
           </w:p>
         </w:tc>
@@ -11920,7 +12223,7 @@
           <w:i w:val="0"/>
           <w:sz w:val="21"/>
         </w:rPr>
-        <w:t>Three sources were used, in this order of preference:</w:t>
+        <w:t>Where each number comes from, in order of preference:</w:t>
       </w:r>
     </w:p>
     <w:p>
@@ -11932,7 +12235,7 @@
         <w:rPr>
           <w:sz w:val="21"/>
         </w:rPr>
-        <w:t>etnet's per-deal IPO page, which keeps the evening session's table for all three brokers — Bright Smart (耀才), Phillip (輝立) and Futu (富途) — with each one's close, high, low and volume. The database takes the venue with the most volume and records which venue it was and the spread across the three. This is the source for 231 deals.</w:t>
+        <w:t>etnet's per-deal IPO page (231 deals). It keeps the evening session for all three brokers, Bright Smart (耀才), Phillip (輝立) and Futu (富途), with each one's close and volume. The database takes the venue with the most volume and records which one it was. It starts on 2 October 2024.</w:t>
       </w:r>
     </w:p>
     <w:p>
@@ -11944,7 +12247,7 @@
         <w:rPr>
           <w:sz w:val="21"/>
         </w:rPr>
-        <w:t>AAStocks' standardised headline (《新股》…暗盤收報…元 高/低上市價…%), captured automatically each week for new listings.</w:t>
+        <w:t>etnet's news wire (200 deals). Every evening etnet writes the session up: "藥師幫暗盤收高30%… 輝立暗盤收報26元". Its articles are numbered by date (e.g. 20230627388), so I read every article on each grey-session evening and the next morning, back to January 2021, and took Phillip's close from the story. Where etnet's table also exists the two agree to the cent (FWD 36.75, Anjoy 59.6).</w:t>
       </w:r>
     </w:p>
     <w:p>
@@ -11956,7 +12259,19 @@
         <w:rPr>
           <w:sz w:val="21"/>
         </w:rPr>
-        <w:t>Press reports of the session where neither of the above has it: HKET, Sina/財聯社, 163.com, 華盛通, StockFisher, Futu. Each one was checked against the offer price before it was recorded — the close divided by the offer price has to reproduce the stated percentage.</w:t>
+        <w:t>AAStocks' standard headline, 《新股》…暗盤收報…元 (5 deals), captured each week for new listings.</w:t>
+      </w:r>
+    </w:p>
+    <w:p>
+      <w:pPr>
+        <w:pStyle w:val="ListBullet"/>
+        <w:spacing w:after="60"/>
+      </w:pPr>
+      <w:r>
+        <w:rPr>
+          <w:sz w:val="21"/>
+        </w:rPr>
+        <w:t>Press reports: HKET, Sina, 163, 華盛通, Futu and others (20 deals).</w:t>
       </w:r>
     </w:p>
     <w:p>
@@ -11969,7 +12284,81 @@
           <w:i w:val="0"/>
           <w:sz w:val="21"/>
         </w:rPr>
-        <w:t>Why the older deals are missing, precisely: etnet's grey table begins on 2 October 2024. AAStocks keeps about 21 articles per stock and its IPO feed the latest 50. The brokers publish live quotes only. No venue and no data vendor publishes a historical grey-market archive. So a deal that listed before October 2024 has a print only if a journalist wrote the session up and the article is still indexed. I searched for the ones on your list individually and found 12 that way; the four still missing are Huaibei (Jan 2023), Deyun (Jan 2021), Ruichang (Jul 2024) and WK Group (Mar 2024). For WK Group the press reported the grey OPEN (+144%) but not the close, and an open is not a close, so it was not recorded. Every deal without a print carries a note in the database saying which of these reasons applies.</w:t>
+        <w:t>Every print was checked the same way: the close divided by the offer price has to give the stated percentage.</w:t>
+      </w:r>
+    </w:p>
+    <w:p>
+      <w:pPr>
+        <w:spacing w:after="120"/>
+      </w:pPr>
+      <w:r>
+        <w:rPr>
+          <w:b w:val="0"/>
+          <w:i w:val="0"/>
+          <w:sz w:val="21"/>
+        </w:rPr>
+        <w:t>63 deals still have no grey close. The reasons:</w:t>
+      </w:r>
+    </w:p>
+    <w:p>
+      <w:pPr>
+        <w:pStyle w:val="ListBullet"/>
+        <w:spacing w:after="60"/>
+      </w:pPr>
+      <w:r>
+        <w:rPr>
+          <w:sz w:val="21"/>
+        </w:rPr>
+        <w:t>33 deals, mostly from early 2021, where etnet reported only the session's opening or mid-session price and never the close. An open is not a close, so no number is recorded. The database note gives the open instead.</w:t>
+      </w:r>
+    </w:p>
+    <w:p>
+      <w:pPr>
+        <w:pStyle w:val="ListBullet"/>
+        <w:spacing w:after="60"/>
+      </w:pPr>
+      <w:r>
+        <w:rPr>
+          <w:sz w:val="21"/>
+        </w:rPr>
+        <w:t>7 of the first deals settled on HKEX's new FINI platform (December 2023). etnet wrote no price story for their grey sessions.</w:t>
+      </w:r>
+    </w:p>
+    <w:p>
+      <w:pPr>
+        <w:pStyle w:val="ListBullet"/>
+        <w:spacing w:after="60"/>
+      </w:pPr>
+      <w:r>
+        <w:rPr>
+          <w:sz w:val="21"/>
+        </w:rPr>
+        <w:t>22 deals with no story about the session anywhere I could read, most of them 2021 listings (property services, pre-revenue biotech).</w:t>
+      </w:r>
+    </w:p>
+    <w:p>
+      <w:pPr>
+        <w:pStyle w:val="ListBullet"/>
+        <w:spacing w:after="60"/>
+      </w:pPr>
+      <w:r>
+        <w:rPr>
+          <w:sz w:val="21"/>
+        </w:rPr>
+        <w:t>1 follow-on offering by a stock that was already trading, so there was no grey session.</w:t>
+      </w:r>
+    </w:p>
+    <w:p>
+      <w:pPr>
+        <w:spacing w:after="120"/>
+      </w:pPr>
+      <w:r>
+        <w:rPr>
+          <w:b w:val="0"/>
+          <w:i w:val="0"/>
+          <w:sz w:val="21"/>
+        </w:rPr>
+        <w:t>Every blank in the database carries a note saying which of these applies.</w:t>
       </w:r>
     </w:p>
     <w:p>
@@ -12620,7 +13009,7 @@
           <w:i w:val="0"/>
           <w:sz w:val="21"/>
         </w:rPr>
-        <w:t>Two supporting facts, both pointing the same way. The more shares retail received, the more likely the pop was given back (rank correlation -0.35) — more retail holders means more sellers at the open. The hotter the retail book, the more likely it was given back (-0.44). The grey does not help here (-0.3: a bigger grey went with a bigger give-back) and neither does the index (-0.03).</w:t>
+        <w:t>Two supporting facts, both pointing the same way. The more shares retail received, the more likely the pop was given back (rank correlation -0.35) — more retail holders means more sellers at the open. The hotter the retail book, the more likely it was given back (-0.44). The grey does not help here (-0.22: a bigger grey went with a bigger give-back) and neither does the index (-0.03).</w:t>
       </w:r>
     </w:p>
     <w:p>
@@ -12832,7 +13221,7 @@
         <w:rPr>
           <w:sz w:val="17"/>
         </w:rPr>
-        <w:t>Grey market: etnet per-deal IPO pages (暗盤數據 by broker), AAStocks 《新股》…暗盤收報 headlines, and press reports — HKET (Breton, Wellcell, Autostreets, Bayzed, Midea, CentralChina, AB&amp;B), etnet news (Cirrus), AAStocks (Black Sesame), Sina/財聯社 (Easou), 163.com (EDA), 華盛通 (Mokingran), StockFisher (Guofuhee), Futu (Fujing).</w:t>
+        <w:t>Grey market: etnet per-deal IPO pages (暗盤數據 by broker, from October 2024); etnet's news wire, every article on every grey-session evening since January 2021, read by article ID (Phillip's close); AAStocks 《新股》…暗盤收報 headlines; and press reports — HKET (Breton, Wellcell, Autostreets, Bayzed, Midea, CentralChina, AB&amp;B), etnet news (Cirrus), AAStocks (Black Sesame), Sina/財聯社 (Easou), 163.com (EDA), 華盛通 (Mokingran), StockFisher (Guofuhee), Futu (Fujing).</w:t>
       </w:r>
     </w:p>
     <w:p>
